--- a/files/Ima_Kennerly_Resume_Strategy.docx
+++ b/files/Ima_Kennerly_Resume_Strategy.docx
@@ -4,7 +4,7 @@
   <w:body>
     <w:p>
       <w:pPr>
-        <w:spacing w:after="40"/>
+        <w:spacing w:after="70"/>
         <w:jc w:val="center"/>
       </w:pPr>
       <w:r>
@@ -72,9 +72,9 @@
     <w:p>
       <w:pPr>
         <w:tabs>
-          <w:tab w:val="right" w:pos="9360"/>
+          <w:tab w:val="right" w:pos="10440"/>
         </w:tabs>
-        <w:spacing w:after="10" w:before="100"/>
+        <w:spacing w:after="10" w:before="150"/>
       </w:pPr>
       <w:r>
         <w:rPr>
@@ -200,19 +200,19 @@
     <w:p>
       <w:pPr>
         <w:tabs>
-          <w:tab w:val="right" w:pos="9360"/>
+          <w:tab w:val="right" w:pos="10440"/>
         </w:tabs>
-        <w:spacing w:after="10" w:before="100"/>
-      </w:pPr>
-      <w:r>
-        <w:rPr>
-          <w:rFonts w:ascii="Calibri" w:cs="Calibri" w:eastAsia="Calibri" w:hAnsi="Calibri"/>
-          <w:b/>
-          <w:bCs/>
-          <w:sz w:val="20"/>
-          <w:szCs w:val="20"/>
-        </w:rPr>
-        <w:t xml:space="preserve">Research Assistant to Dr. Tessa Murphy — Syracuse University</w:t>
+        <w:spacing w:after="10" w:before="150"/>
+      </w:pPr>
+      <w:r>
+        <w:rPr>
+          <w:rFonts w:ascii="Calibri" w:cs="Calibri" w:eastAsia="Calibri" w:hAnsi="Calibri"/>
+          <w:b/>
+          <w:bCs/>
+          <w:sz w:val="20"/>
+          <w:szCs w:val="20"/>
+        </w:rPr>
+        <w:t xml:space="preserve">Incentive Radar — Owner</w:t>
       </w:r>
       <w:r>
         <w:t xml:space="preserve">	</w:t>
@@ -226,7 +226,7 @@
           <w:sz w:val="18"/>
           <w:szCs w:val="18"/>
         </w:rPr>
-        <w:t xml:space="preserve">2026 – Present</w:t>
+        <w:t xml:space="preserve">Sept 2026 – Present</w:t>
       </w:r>
     </w:p>
     <w:p>
@@ -236,47 +236,15 @@
           <w:ilvl w:val="0"/>
           <w:numId w:val="2"/>
         </w:numPr>
-        <w:spacing w:after="40"/>
-      </w:pPr>
-      <w:r>
-        <w:rPr>
-          <w:rFonts w:ascii="Calibri" w:cs="Calibri" w:eastAsia="Calibri" w:hAnsi="Calibri"/>
-          <w:sz w:val="20"/>
-          <w:szCs w:val="20"/>
-        </w:rPr>
-        <w:t xml:space="preserve">Analyze large sets of historical Ancestry.com registry records and structure findings into Excel datasets to support Dr. Murphy's upcoming book on the history of the Caribbean slave trade — close-read, high-volume data work translated into usable analysis.</w:t>
-      </w:r>
-    </w:p>
-    <w:p>
-      <w:pPr>
-        <w:tabs>
-          <w:tab w:val="right" w:pos="9360"/>
-        </w:tabs>
-        <w:spacing w:after="10" w:before="100"/>
-      </w:pPr>
-      <w:r>
-        <w:rPr>
-          <w:rFonts w:ascii="Calibri" w:cs="Calibri" w:eastAsia="Calibri" w:hAnsi="Calibri"/>
-          <w:b/>
-          <w:bCs/>
-          <w:sz w:val="20"/>
-          <w:szCs w:val="20"/>
-        </w:rPr>
-        <w:t xml:space="preserve">Independent Script Development Project — Development Analyst</w:t>
-      </w:r>
-      <w:r>
-        <w:t xml:space="preserve">	</w:t>
-      </w:r>
-      <w:r>
-        <w:rPr>
-          <w:rFonts w:ascii="Calibri" w:cs="Calibri" w:eastAsia="Calibri" w:hAnsi="Calibri"/>
-          <w:i/>
-          <w:iCs/>
-          <w:color w:val="444444"/>
-          <w:sz w:val="18"/>
-          <w:szCs w:val="18"/>
-        </w:rPr>
-        <w:t xml:space="preserve">Jan 2026 – June 2026</w:t>
+        <w:spacing w:after="70"/>
+      </w:pPr>
+      <w:r>
+        <w:rPr>
+          <w:rFonts w:ascii="Calibri" w:cs="Calibri" w:eastAsia="Calibri" w:hAnsi="Calibri"/>
+          <w:sz w:val="20"/>
+          <w:szCs w:val="20"/>
+        </w:rPr>
+        <w:t xml:space="preserve">Founded and operate a B2B data subscription on US film and TV production incentives, structured around three subscriber tiers from individual to institutional.</w:t>
       </w:r>
     </w:p>
     <w:p>
@@ -286,33 +254,33 @@
           <w:ilvl w:val="0"/>
           <w:numId w:val="2"/>
         </w:numPr>
-        <w:spacing w:after="40"/>
-      </w:pPr>
-      <w:r>
-        <w:rPr>
-          <w:rFonts w:ascii="Calibri" w:cs="Calibri" w:eastAsia="Calibri" w:hAnsi="Calibri"/>
-          <w:sz w:val="20"/>
-          <w:szCs w:val="20"/>
-        </w:rPr>
-        <w:t xml:space="preserve">Conducted structural analysis and commercial marketability evaluations for two feature screenplays — applying market and audience judgment to content decisions.</w:t>
+        <w:spacing w:after="70"/>
+      </w:pPr>
+      <w:r>
+        <w:rPr>
+          <w:rFonts w:ascii="Calibri" w:cs="Calibri" w:eastAsia="Calibri" w:hAnsi="Calibri"/>
+          <w:sz w:val="20"/>
+          <w:szCs w:val="20"/>
+        </w:rPr>
+        <w:t xml:space="preserve">Own pricing, positioning, and go-to-market, and built the automated ingest-to-publish pipeline plus the validation rule that links every figure to its public source.</w:t>
       </w:r>
     </w:p>
     <w:p>
       <w:pPr>
         <w:tabs>
-          <w:tab w:val="right" w:pos="9360"/>
+          <w:tab w:val="right" w:pos="10440"/>
         </w:tabs>
-        <w:spacing w:after="10" w:before="100"/>
-      </w:pPr>
-      <w:r>
-        <w:rPr>
-          <w:rFonts w:ascii="Calibri" w:cs="Calibri" w:eastAsia="Calibri" w:hAnsi="Calibri"/>
-          <w:b/>
-          <w:bCs/>
-          <w:sz w:val="20"/>
-          <w:szCs w:val="20"/>
-        </w:rPr>
-        <w:t xml:space="preserve">Spring, Again — Lead Producer</w:t>
+        <w:spacing w:after="10" w:before="150"/>
+      </w:pPr>
+      <w:r>
+        <w:rPr>
+          <w:rFonts w:ascii="Calibri" w:cs="Calibri" w:eastAsia="Calibri" w:hAnsi="Calibri"/>
+          <w:b/>
+          <w:bCs/>
+          <w:sz w:val="20"/>
+          <w:szCs w:val="20"/>
+        </w:rPr>
+        <w:t xml:space="preserve">Research Assistant to Dr. Tessa Murphy — Syracuse University</w:t>
       </w:r>
       <w:r>
         <w:t xml:space="preserve">	</w:t>
@@ -326,7 +294,7 @@
           <w:sz w:val="18"/>
           <w:szCs w:val="18"/>
         </w:rPr>
-        <w:t xml:space="preserve">In Production, expected Fall 2027</w:t>
+        <w:t xml:space="preserve">2026 – Present</w:t>
       </w:r>
     </w:p>
     <w:p>
@@ -336,33 +304,33 @@
           <w:ilvl w:val="0"/>
           <w:numId w:val="2"/>
         </w:numPr>
-        <w:spacing w:after="40"/>
-      </w:pPr>
-      <w:r>
-        <w:rPr>
-          <w:rFonts w:ascii="Calibri" w:cs="Calibri" w:eastAsia="Calibri" w:hAnsi="Calibri"/>
-          <w:sz w:val="20"/>
-          <w:szCs w:val="20"/>
-        </w:rPr>
-        <w:t xml:space="preserve">Lead a 15-person crew and manage full resource allocation for a zero-budget independent short, working through casting and scheduling trade-offs with no financial cushion; script selected for the Babelfest Playwright Festival.</w:t>
+        <w:spacing w:after="70"/>
+      </w:pPr>
+      <w:r>
+        <w:rPr>
+          <w:rFonts w:ascii="Calibri" w:cs="Calibri" w:eastAsia="Calibri" w:hAnsi="Calibri"/>
+          <w:sz w:val="20"/>
+          <w:szCs w:val="20"/>
+        </w:rPr>
+        <w:t xml:space="preserve">Analyze large sets of historical Ancestry.com registry records and structure findings into Excel datasets to support Dr. Murphy's upcoming book on the history of the Caribbean slave trade — close-read, high-volume data work translated into usable analysis.</w:t>
       </w:r>
     </w:p>
     <w:p>
       <w:pPr>
         <w:tabs>
-          <w:tab w:val="right" w:pos="9360"/>
+          <w:tab w:val="right" w:pos="10440"/>
         </w:tabs>
-        <w:spacing w:after="10" w:before="100"/>
-      </w:pPr>
-      <w:r>
-        <w:rPr>
-          <w:rFonts w:ascii="Calibri" w:cs="Calibri" w:eastAsia="Calibri" w:hAnsi="Calibri"/>
-          <w:b/>
-          <w:bCs/>
-          <w:sz w:val="20"/>
-          <w:szCs w:val="20"/>
-        </w:rPr>
-        <w:t xml:space="preserve">Pig/Dog — Screenwriter &amp; Room Contributor</w:t>
+        <w:spacing w:after="10" w:before="150"/>
+      </w:pPr>
+      <w:r>
+        <w:rPr>
+          <w:rFonts w:ascii="Calibri" w:cs="Calibri" w:eastAsia="Calibri" w:hAnsi="Calibri"/>
+          <w:b/>
+          <w:bCs/>
+          <w:sz w:val="20"/>
+          <w:szCs w:val="20"/>
+        </w:rPr>
+        <w:t xml:space="preserve">Independent Script Development Project — Development Analyst</w:t>
       </w:r>
       <w:r>
         <w:t xml:space="preserve">	</w:t>
@@ -376,7 +344,7 @@
           <w:sz w:val="18"/>
           <w:szCs w:val="18"/>
         </w:rPr>
-        <w:t xml:space="preserve">Spring 2026</w:t>
+        <w:t xml:space="preserve">Jan 2026 – June 2026</w:t>
       </w:r>
     </w:p>
     <w:p>
@@ -386,52 +354,33 @@
           <w:ilvl w:val="0"/>
           <w:numId w:val="2"/>
         </w:numPr>
-        <w:spacing w:after="40"/>
-      </w:pPr>
-      <w:r>
-        <w:rPr>
-          <w:rFonts w:ascii="Calibri" w:cs="Calibri" w:eastAsia="Calibri" w:hAnsi="Calibri"/>
-          <w:sz w:val="20"/>
-          <w:szCs w:val="20"/>
-        </w:rPr>
-        <w:t xml:space="preserve">Pitched narrative arcs inside a simulated TV Writers' Room led by screenwriter Guinevere Turner (American Psycho), incorporating executive-level notes on commercial viability.</w:t>
-      </w:r>
-    </w:p>
-    <w:p>
-      <w:pPr>
-        <w:pBdr>
-          <w:bottom w:val="single" w:color="1A1A1A" w:sz="6" w:space="2"/>
-        </w:pBdr>
-        <w:spacing w:after="90" w:before="220"/>
-      </w:pPr>
-      <w:r>
-        <w:rPr>
-          <w:rFonts w:ascii="Calibri" w:cs="Calibri" w:eastAsia="Calibri" w:hAnsi="Calibri"/>
-          <w:b/>
-          <w:bCs/>
-          <w:color w:val="1A1A1A"/>
-          <w:sz w:val="20"/>
-          <w:szCs w:val="20"/>
-        </w:rPr>
-        <w:t xml:space="preserve">LEADERSHIP EXPERIENCE</w:t>
+        <w:spacing w:after="70"/>
+      </w:pPr>
+      <w:r>
+        <w:rPr>
+          <w:rFonts w:ascii="Calibri" w:cs="Calibri" w:eastAsia="Calibri" w:hAnsi="Calibri"/>
+          <w:sz w:val="20"/>
+          <w:szCs w:val="20"/>
+        </w:rPr>
+        <w:t xml:space="preserve">Conducted structural analysis and commercial marketability evaluations for two feature screenplays — applying market and audience judgment to content decisions.</w:t>
       </w:r>
     </w:p>
     <w:p>
       <w:pPr>
         <w:tabs>
-          <w:tab w:val="right" w:pos="9360"/>
+          <w:tab w:val="right" w:pos="10440"/>
         </w:tabs>
-        <w:spacing w:after="10" w:before="100"/>
-      </w:pPr>
-      <w:r>
-        <w:rPr>
-          <w:rFonts w:ascii="Calibri" w:cs="Calibri" w:eastAsia="Calibri" w:hAnsi="Calibri"/>
-          <w:b/>
-          <w:bCs/>
-          <w:sz w:val="20"/>
-          <w:szCs w:val="20"/>
-        </w:rPr>
-        <w:t xml:space="preserve">Syracuse University Honors Advisory Board — Vice President</w:t>
+        <w:spacing w:after="10" w:before="150"/>
+      </w:pPr>
+      <w:r>
+        <w:rPr>
+          <w:rFonts w:ascii="Calibri" w:cs="Calibri" w:eastAsia="Calibri" w:hAnsi="Calibri"/>
+          <w:b/>
+          <w:bCs/>
+          <w:sz w:val="20"/>
+          <w:szCs w:val="20"/>
+        </w:rPr>
+        <w:t xml:space="preserve">Spring, Again — Lead Producer</w:t>
       </w:r>
       <w:r>
         <w:t xml:space="preserve">	</w:t>
@@ -445,7 +394,7 @@
           <w:sz w:val="18"/>
           <w:szCs w:val="18"/>
         </w:rPr>
-        <w:t xml:space="preserve">Sept 2025 – Present</w:t>
+        <w:t xml:space="preserve">In Production, expected Fall 2027</w:t>
       </w:r>
     </w:p>
     <w:p>
@@ -455,33 +404,33 @@
           <w:ilvl w:val="0"/>
           <w:numId w:val="2"/>
         </w:numPr>
-        <w:spacing w:after="40"/>
-      </w:pPr>
-      <w:r>
-        <w:rPr>
-          <w:rFonts w:ascii="Calibri" w:cs="Calibri" w:eastAsia="Calibri" w:hAnsi="Calibri"/>
-          <w:sz w:val="20"/>
-          <w:szCs w:val="20"/>
-        </w:rPr>
-        <w:t xml:space="preserve">Co-lead organizational strategy for the student body's honors leadership and direct cross-functional logistics for campus events drawing 200+ attendees.</w:t>
+        <w:spacing w:after="70"/>
+      </w:pPr>
+      <w:r>
+        <w:rPr>
+          <w:rFonts w:ascii="Calibri" w:cs="Calibri" w:eastAsia="Calibri" w:hAnsi="Calibri"/>
+          <w:sz w:val="20"/>
+          <w:szCs w:val="20"/>
+        </w:rPr>
+        <w:t xml:space="preserve">Lead a 15-person crew and manage full resource allocation for a zero-budget independent short, working through casting and scheduling trade-offs with no financial cushion; script selected for the Babelfest Playwright Festival.</w:t>
       </w:r>
     </w:p>
     <w:p>
       <w:pPr>
         <w:tabs>
-          <w:tab w:val="right" w:pos="9360"/>
+          <w:tab w:val="right" w:pos="10440"/>
         </w:tabs>
-        <w:spacing w:after="10" w:before="100"/>
-      </w:pPr>
-      <w:r>
-        <w:rPr>
-          <w:rFonts w:ascii="Calibri" w:cs="Calibri" w:eastAsia="Calibri" w:hAnsi="Calibri"/>
-          <w:b/>
-          <w:bCs/>
-          <w:sz w:val="20"/>
-          <w:szCs w:val="20"/>
-        </w:rPr>
-        <w:t xml:space="preserve">Syracuse University Black Honors Society — Secretary</w:t>
+        <w:spacing w:after="10" w:before="150"/>
+      </w:pPr>
+      <w:r>
+        <w:rPr>
+          <w:rFonts w:ascii="Calibri" w:cs="Calibri" w:eastAsia="Calibri" w:hAnsi="Calibri"/>
+          <w:b/>
+          <w:bCs/>
+          <w:sz w:val="20"/>
+          <w:szCs w:val="20"/>
+        </w:rPr>
+        <w:t xml:space="preserve">Pig/Dog — Screenwriter &amp; Room Contributor</w:t>
       </w:r>
       <w:r>
         <w:t xml:space="preserve">	</w:t>
@@ -495,7 +444,7 @@
           <w:sz w:val="18"/>
           <w:szCs w:val="18"/>
         </w:rPr>
-        <w:t xml:space="preserve">Sept 2025 – Present</w:t>
+        <w:t xml:space="preserve">Spring 2026</w:t>
       </w:r>
     </w:p>
     <w:p>
@@ -505,15 +454,15 @@
           <w:ilvl w:val="0"/>
           <w:numId w:val="2"/>
         </w:numPr>
-        <w:spacing w:after="40"/>
-      </w:pPr>
-      <w:r>
-        <w:rPr>
-          <w:rFonts w:ascii="Calibri" w:cs="Calibri" w:eastAsia="Calibri" w:hAnsi="Calibri"/>
-          <w:sz w:val="20"/>
-          <w:szCs w:val="20"/>
-        </w:rPr>
-        <w:t xml:space="preserve">Manage communications and hold the executive board accountable through structured agenda and action-item tracking.</w:t>
+        <w:spacing w:after="70"/>
+      </w:pPr>
+      <w:r>
+        <w:rPr>
+          <w:rFonts w:ascii="Calibri" w:cs="Calibri" w:eastAsia="Calibri" w:hAnsi="Calibri"/>
+          <w:sz w:val="20"/>
+          <w:szCs w:val="20"/>
+        </w:rPr>
+        <w:t xml:space="preserve">Pitched narrative arcs inside a simulated TV Writers' Room led by screenwriter Guinevere Turner (American Psycho), incorporating executive-level notes on commercial viability.</w:t>
       </w:r>
     </w:p>
     <w:p>
@@ -532,25 +481,25 @@
           <w:sz w:val="20"/>
           <w:szCs w:val="20"/>
         </w:rPr>
-        <w:t xml:space="preserve">PRODUCTION EXPERIENCE</w:t>
+        <w:t xml:space="preserve">LEADERSHIP EXPERIENCE</w:t>
       </w:r>
     </w:p>
     <w:p>
       <w:pPr>
         <w:tabs>
-          <w:tab w:val="right" w:pos="9360"/>
+          <w:tab w:val="right" w:pos="10440"/>
         </w:tabs>
-        <w:spacing w:after="10" w:before="100"/>
-      </w:pPr>
-      <w:r>
-        <w:rPr>
-          <w:rFonts w:ascii="Calibri" w:cs="Calibri" w:eastAsia="Calibri" w:hAnsi="Calibri"/>
-          <w:b/>
-          <w:bCs/>
-          <w:sz w:val="20"/>
-          <w:szCs w:val="20"/>
-        </w:rPr>
-        <w:t xml:space="preserve">Desert Island Studios — Production Intern</w:t>
+        <w:spacing w:after="10" w:before="150"/>
+      </w:pPr>
+      <w:r>
+        <w:rPr>
+          <w:rFonts w:ascii="Calibri" w:cs="Calibri" w:eastAsia="Calibri" w:hAnsi="Calibri"/>
+          <w:b/>
+          <w:bCs/>
+          <w:sz w:val="20"/>
+          <w:szCs w:val="20"/>
+        </w:rPr>
+        <w:t xml:space="preserve">Syracuse University Honors Advisory Board — Vice President</w:t>
       </w:r>
       <w:r>
         <w:t xml:space="preserve">	</w:t>
@@ -564,7 +513,7 @@
           <w:sz w:val="18"/>
           <w:szCs w:val="18"/>
         </w:rPr>
-        <w:t xml:space="preserve">May 2024 – July 2024, Portland, OR</w:t>
+        <w:t xml:space="preserve">Sept 2025 – Present</w:t>
       </w:r>
     </w:p>
     <w:p>
@@ -574,33 +523,33 @@
           <w:ilvl w:val="0"/>
           <w:numId w:val="2"/>
         </w:numPr>
-        <w:spacing w:after="40"/>
-      </w:pPr>
-      <w:r>
-        <w:rPr>
-          <w:rFonts w:ascii="Calibri" w:cs="Calibri" w:eastAsia="Calibri" w:hAnsi="Calibri"/>
-          <w:sz w:val="20"/>
-          <w:szCs w:val="20"/>
-        </w:rPr>
-        <w:t xml:space="preserve">Supported planning and execution of commercial and non-commercial film productions; researched marketing initiatives for studio resources.</w:t>
+        <w:spacing w:after="70"/>
+      </w:pPr>
+      <w:r>
+        <w:rPr>
+          <w:rFonts w:ascii="Calibri" w:cs="Calibri" w:eastAsia="Calibri" w:hAnsi="Calibri"/>
+          <w:sz w:val="20"/>
+          <w:szCs w:val="20"/>
+        </w:rPr>
+        <w:t xml:space="preserve">Co-lead organizational strategy for the student body's honors leadership and direct cross-functional logistics for campus events drawing 200+ attendees.</w:t>
       </w:r>
     </w:p>
     <w:p>
       <w:pPr>
         <w:tabs>
-          <w:tab w:val="right" w:pos="9360"/>
+          <w:tab w:val="right" w:pos="10440"/>
         </w:tabs>
-        <w:spacing w:after="10" w:before="100"/>
-      </w:pPr>
-      <w:r>
-        <w:rPr>
-          <w:rFonts w:ascii="Calibri" w:cs="Calibri" w:eastAsia="Calibri" w:hAnsi="Calibri"/>
-          <w:b/>
-          <w:bCs/>
-          <w:sz w:val="20"/>
-          <w:szCs w:val="20"/>
-        </w:rPr>
-        <w:t xml:space="preserve">Missed You — Writer, Director &amp; Producer</w:t>
+        <w:spacing w:after="10" w:before="150"/>
+      </w:pPr>
+      <w:r>
+        <w:rPr>
+          <w:rFonts w:ascii="Calibri" w:cs="Calibri" w:eastAsia="Calibri" w:hAnsi="Calibri"/>
+          <w:b/>
+          <w:bCs/>
+          <w:sz w:val="20"/>
+          <w:szCs w:val="20"/>
+        </w:rPr>
+        <w:t xml:space="preserve">Syracuse University Black Honors Society — Secretary</w:t>
       </w:r>
       <w:r>
         <w:t xml:space="preserve">	</w:t>
@@ -614,7 +563,7 @@
           <w:sz w:val="18"/>
           <w:szCs w:val="18"/>
         </w:rPr>
-        <w:t xml:space="preserve">Summer 2023, USC School of Cinematic Arts</w:t>
+        <w:t xml:space="preserve">Sept 2025 – Present</w:t>
       </w:r>
     </w:p>
     <w:p>
@@ -624,15 +573,15 @@
           <w:ilvl w:val="0"/>
           <w:numId w:val="2"/>
         </w:numPr>
-        <w:spacing w:after="40"/>
-      </w:pPr>
-      <w:r>
-        <w:rPr>
-          <w:rFonts w:ascii="Calibri" w:cs="Calibri" w:eastAsia="Calibri" w:hAnsi="Calibri"/>
-          <w:sz w:val="20"/>
-          <w:szCs w:val="20"/>
-        </w:rPr>
-        <w:t xml:space="preserve">Packaged and budgeted an original narrative short that won 1st Place at the Portland Film Festival Future Filmmakers Competition.</w:t>
+        <w:spacing w:after="70"/>
+      </w:pPr>
+      <w:r>
+        <w:rPr>
+          <w:rFonts w:ascii="Calibri" w:cs="Calibri" w:eastAsia="Calibri" w:hAnsi="Calibri"/>
+          <w:sz w:val="20"/>
+          <w:szCs w:val="20"/>
+        </w:rPr>
+        <w:t xml:space="preserve">Manage communications and hold the executive board accountable through structured agenda and action-item tracking.</w:t>
       </w:r>
     </w:p>
     <w:p>
@@ -651,6 +600,125 @@
           <w:sz w:val="20"/>
           <w:szCs w:val="20"/>
         </w:rPr>
+        <w:t xml:space="preserve">PRODUCTION EXPERIENCE</w:t>
+      </w:r>
+    </w:p>
+    <w:p>
+      <w:pPr>
+        <w:tabs>
+          <w:tab w:val="right" w:pos="10440"/>
+        </w:tabs>
+        <w:spacing w:after="10" w:before="150"/>
+      </w:pPr>
+      <w:r>
+        <w:rPr>
+          <w:rFonts w:ascii="Calibri" w:cs="Calibri" w:eastAsia="Calibri" w:hAnsi="Calibri"/>
+          <w:b/>
+          <w:bCs/>
+          <w:sz w:val="20"/>
+          <w:szCs w:val="20"/>
+        </w:rPr>
+        <w:t xml:space="preserve">Desert Island Studios — Production Intern</w:t>
+      </w:r>
+      <w:r>
+        <w:t xml:space="preserve">	</w:t>
+      </w:r>
+      <w:r>
+        <w:rPr>
+          <w:rFonts w:ascii="Calibri" w:cs="Calibri" w:eastAsia="Calibri" w:hAnsi="Calibri"/>
+          <w:i/>
+          <w:iCs/>
+          <w:color w:val="444444"/>
+          <w:sz w:val="18"/>
+          <w:szCs w:val="18"/>
+        </w:rPr>
+        <w:t xml:space="preserve">May 2024 – July 2024, Portland, OR</w:t>
+      </w:r>
+    </w:p>
+    <w:p>
+      <w:pPr>
+        <w:pStyle w:val="ListParagraph"/>
+        <w:numPr>
+          <w:ilvl w:val="0"/>
+          <w:numId w:val="2"/>
+        </w:numPr>
+        <w:spacing w:after="70"/>
+      </w:pPr>
+      <w:r>
+        <w:rPr>
+          <w:rFonts w:ascii="Calibri" w:cs="Calibri" w:eastAsia="Calibri" w:hAnsi="Calibri"/>
+          <w:sz w:val="20"/>
+          <w:szCs w:val="20"/>
+        </w:rPr>
+        <w:t xml:space="preserve">Supported planning and execution of commercial and non-commercial film productions; researched marketing initiatives for studio resources.</w:t>
+      </w:r>
+    </w:p>
+    <w:p>
+      <w:pPr>
+        <w:tabs>
+          <w:tab w:val="right" w:pos="10440"/>
+        </w:tabs>
+        <w:spacing w:after="10" w:before="150"/>
+      </w:pPr>
+      <w:r>
+        <w:rPr>
+          <w:rFonts w:ascii="Calibri" w:cs="Calibri" w:eastAsia="Calibri" w:hAnsi="Calibri"/>
+          <w:b/>
+          <w:bCs/>
+          <w:sz w:val="20"/>
+          <w:szCs w:val="20"/>
+        </w:rPr>
+        <w:t xml:space="preserve">Missed You — Writer, Director &amp; Producer</w:t>
+      </w:r>
+      <w:r>
+        <w:t xml:space="preserve">	</w:t>
+      </w:r>
+      <w:r>
+        <w:rPr>
+          <w:rFonts w:ascii="Calibri" w:cs="Calibri" w:eastAsia="Calibri" w:hAnsi="Calibri"/>
+          <w:i/>
+          <w:iCs/>
+          <w:color w:val="444444"/>
+          <w:sz w:val="18"/>
+          <w:szCs w:val="18"/>
+        </w:rPr>
+        <w:t xml:space="preserve">Summer 2023, USC School of Cinematic Arts</w:t>
+      </w:r>
+    </w:p>
+    <w:p>
+      <w:pPr>
+        <w:pStyle w:val="ListParagraph"/>
+        <w:numPr>
+          <w:ilvl w:val="0"/>
+          <w:numId w:val="2"/>
+        </w:numPr>
+        <w:spacing w:after="70"/>
+      </w:pPr>
+      <w:r>
+        <w:rPr>
+          <w:rFonts w:ascii="Calibri" w:cs="Calibri" w:eastAsia="Calibri" w:hAnsi="Calibri"/>
+          <w:sz w:val="20"/>
+          <w:szCs w:val="20"/>
+        </w:rPr>
+        <w:t xml:space="preserve">Packaged and budgeted an original narrative short that won 1st Place at the Portland Film Festival Future Filmmakers Competition.</w:t>
+      </w:r>
+    </w:p>
+    <w:p>
+      <w:pPr>
+        <w:pBdr>
+          <w:bottom w:val="single" w:color="1A1A1A" w:sz="6" w:space="2"/>
+        </w:pBdr>
+        <w:spacing w:after="90" w:before="220"/>
+      </w:pPr>
+      <w:r>
+        <w:rPr>
+          <w:rFonts w:ascii="Calibri" w:cs="Calibri" w:eastAsia="Calibri" w:hAnsi="Calibri"/>
+          <w:b/>
+          <w:bCs/>
+          <w:color w:val="1A1A1A"/>
+          <w:sz w:val="20"/>
+          <w:szCs w:val="20"/>
+        </w:rPr>
         <w:t xml:space="preserve">SKILLS &amp; LANGUAGES</w:t>
       </w:r>
     </w:p>
@@ -725,7 +793,7 @@
     </w:p>
     <w:sectPr>
       <w:pgSz w:w="12240" w:h="15840" w:orient="portrait"/>
-      <w:pgMar w:top="620" w:right="620" w:bottom="620" w:left="620" w:header="708" w:footer="708" w:gutter="0"/>
+      <w:pgMar w:top="700" w:right="900" w:bottom="700" w:left="900" w:header="708" w:footer="708" w:gutter="0"/>
       <w:pgNumType/>
       <w:docGrid w:linePitch="360"/>
     </w:sectPr>

--- a/files/Ima_Kennerly_Resume_Strategy.docx
+++ b/files/Ima_Kennerly_Resume_Strategy.docx
@@ -55,7 +55,7 @@
         <w:pBdr>
           <w:bottom w:val="single" w:color="1A1A1A" w:sz="6" w:space="2"/>
         </w:pBdr>
-        <w:spacing w:after="90" w:before="220"/>
+        <w:spacing w:after="120" w:before="320"/>
       </w:pPr>
       <w:r>
         <w:rPr>
@@ -71,9 +71,6 @@
     </w:p>
     <w:p>
       <w:pPr>
-        <w:tabs>
-          <w:tab w:val="right" w:pos="10440"/>
-        </w:tabs>
         <w:spacing w:after="10" w:before="150"/>
       </w:pPr>
       <w:r>
@@ -87,7 +84,13 @@
         <w:t xml:space="preserve">Syracuse University, S.I. Newhouse School of Public Communications — Syracuse, NY</w:t>
       </w:r>
       <w:r>
-        <w:t xml:space="preserve">	</w:t>
+        <w:rPr>
+          <w:rFonts w:ascii="Calibri" w:cs="Calibri" w:eastAsia="Calibri" w:hAnsi="Calibri"/>
+          <w:color w:val="888888"/>
+          <w:sz w:val="18"/>
+          <w:szCs w:val="18"/>
+        </w:rPr>
+        <w:t xml:space="preserve">   |   </w:t>
       </w:r>
       <w:r>
         <w:rPr>
@@ -183,7 +186,7 @@
         <w:pBdr>
           <w:bottom w:val="single" w:color="1A1A1A" w:sz="6" w:space="2"/>
         </w:pBdr>
-        <w:spacing w:after="90" w:before="220"/>
+        <w:spacing w:after="120" w:before="320"/>
       </w:pPr>
       <w:r>
         <w:rPr>
@@ -199,9 +202,6 @@
     </w:p>
     <w:p>
       <w:pPr>
-        <w:tabs>
-          <w:tab w:val="right" w:pos="10440"/>
-        </w:tabs>
         <w:spacing w:after="10" w:before="150"/>
       </w:pPr>
       <w:r>
@@ -215,7 +215,13 @@
         <w:t xml:space="preserve">Incentive Radar — Owner</w:t>
       </w:r>
       <w:r>
-        <w:t xml:space="preserve">	</w:t>
+        <w:rPr>
+          <w:rFonts w:ascii="Calibri" w:cs="Calibri" w:eastAsia="Calibri" w:hAnsi="Calibri"/>
+          <w:color w:val="888888"/>
+          <w:sz w:val="18"/>
+          <w:szCs w:val="18"/>
+        </w:rPr>
+        <w:t xml:space="preserve">   |   </w:t>
       </w:r>
       <w:r>
         <w:rPr>
@@ -267,9 +273,6 @@
     </w:p>
     <w:p>
       <w:pPr>
-        <w:tabs>
-          <w:tab w:val="right" w:pos="10440"/>
-        </w:tabs>
         <w:spacing w:after="10" w:before="150"/>
       </w:pPr>
       <w:r>
@@ -283,7 +286,13 @@
         <w:t xml:space="preserve">Research Assistant to Dr. Tessa Murphy — Syracuse University</w:t>
       </w:r>
       <w:r>
-        <w:t xml:space="preserve">	</w:t>
+        <w:rPr>
+          <w:rFonts w:ascii="Calibri" w:cs="Calibri" w:eastAsia="Calibri" w:hAnsi="Calibri"/>
+          <w:color w:val="888888"/>
+          <w:sz w:val="18"/>
+          <w:szCs w:val="18"/>
+        </w:rPr>
+        <w:t xml:space="preserve">   |   </w:t>
       </w:r>
       <w:r>
         <w:rPr>
@@ -317,9 +326,6 @@
     </w:p>
     <w:p>
       <w:pPr>
-        <w:tabs>
-          <w:tab w:val="right" w:pos="10440"/>
-        </w:tabs>
         <w:spacing w:after="10" w:before="150"/>
       </w:pPr>
       <w:r>
@@ -333,7 +339,13 @@
         <w:t xml:space="preserve">Independent Script Development Project — Development Analyst</w:t>
       </w:r>
       <w:r>
-        <w:t xml:space="preserve">	</w:t>
+        <w:rPr>
+          <w:rFonts w:ascii="Calibri" w:cs="Calibri" w:eastAsia="Calibri" w:hAnsi="Calibri"/>
+          <w:color w:val="888888"/>
+          <w:sz w:val="18"/>
+          <w:szCs w:val="18"/>
+        </w:rPr>
+        <w:t xml:space="preserve">   |   </w:t>
       </w:r>
       <w:r>
         <w:rPr>
@@ -367,9 +379,6 @@
     </w:p>
     <w:p>
       <w:pPr>
-        <w:tabs>
-          <w:tab w:val="right" w:pos="10440"/>
-        </w:tabs>
         <w:spacing w:after="10" w:before="150"/>
       </w:pPr>
       <w:r>
@@ -383,7 +392,13 @@
         <w:t xml:space="preserve">Spring, Again — Lead Producer</w:t>
       </w:r>
       <w:r>
-        <w:t xml:space="preserve">	</w:t>
+        <w:rPr>
+          <w:rFonts w:ascii="Calibri" w:cs="Calibri" w:eastAsia="Calibri" w:hAnsi="Calibri"/>
+          <w:color w:val="888888"/>
+          <w:sz w:val="18"/>
+          <w:szCs w:val="18"/>
+        </w:rPr>
+        <w:t xml:space="preserve">   |   </w:t>
       </w:r>
       <w:r>
         <w:rPr>
@@ -417,9 +432,6 @@
     </w:p>
     <w:p>
       <w:pPr>
-        <w:tabs>
-          <w:tab w:val="right" w:pos="10440"/>
-        </w:tabs>
         <w:spacing w:after="10" w:before="150"/>
       </w:pPr>
       <w:r>
@@ -433,7 +445,13 @@
         <w:t xml:space="preserve">Pig/Dog — Screenwriter &amp; Room Contributor</w:t>
       </w:r>
       <w:r>
-        <w:t xml:space="preserve">	</w:t>
+        <w:rPr>
+          <w:rFonts w:ascii="Calibri" w:cs="Calibri" w:eastAsia="Calibri" w:hAnsi="Calibri"/>
+          <w:color w:val="888888"/>
+          <w:sz w:val="18"/>
+          <w:szCs w:val="18"/>
+        </w:rPr>
+        <w:t xml:space="preserve">   |   </w:t>
       </w:r>
       <w:r>
         <w:rPr>
@@ -470,7 +488,7 @@
         <w:pBdr>
           <w:bottom w:val="single" w:color="1A1A1A" w:sz="6" w:space="2"/>
         </w:pBdr>
-        <w:spacing w:after="90" w:before="220"/>
+        <w:spacing w:after="120" w:before="320"/>
       </w:pPr>
       <w:r>
         <w:rPr>
@@ -486,9 +504,6 @@
     </w:p>
     <w:p>
       <w:pPr>
-        <w:tabs>
-          <w:tab w:val="right" w:pos="10440"/>
-        </w:tabs>
         <w:spacing w:after="10" w:before="150"/>
       </w:pPr>
       <w:r>
@@ -502,7 +517,13 @@
         <w:t xml:space="preserve">Syracuse University Honors Advisory Board — Vice President</w:t>
       </w:r>
       <w:r>
-        <w:t xml:space="preserve">	</w:t>
+        <w:rPr>
+          <w:rFonts w:ascii="Calibri" w:cs="Calibri" w:eastAsia="Calibri" w:hAnsi="Calibri"/>
+          <w:color w:val="888888"/>
+          <w:sz w:val="18"/>
+          <w:szCs w:val="18"/>
+        </w:rPr>
+        <w:t xml:space="preserve">   |   </w:t>
       </w:r>
       <w:r>
         <w:rPr>
@@ -536,9 +557,6 @@
     </w:p>
     <w:p>
       <w:pPr>
-        <w:tabs>
-          <w:tab w:val="right" w:pos="10440"/>
-        </w:tabs>
         <w:spacing w:after="10" w:before="150"/>
       </w:pPr>
       <w:r>
@@ -552,7 +570,13 @@
         <w:t xml:space="preserve">Syracuse University Black Honors Society — Secretary</w:t>
       </w:r>
       <w:r>
-        <w:t xml:space="preserve">	</w:t>
+        <w:rPr>
+          <w:rFonts w:ascii="Calibri" w:cs="Calibri" w:eastAsia="Calibri" w:hAnsi="Calibri"/>
+          <w:color w:val="888888"/>
+          <w:sz w:val="18"/>
+          <w:szCs w:val="18"/>
+        </w:rPr>
+        <w:t xml:space="preserve">   |   </w:t>
       </w:r>
       <w:r>
         <w:rPr>
@@ -589,7 +613,7 @@
         <w:pBdr>
           <w:bottom w:val="single" w:color="1A1A1A" w:sz="6" w:space="2"/>
         </w:pBdr>
-        <w:spacing w:after="90" w:before="220"/>
+        <w:spacing w:after="120" w:before="320"/>
       </w:pPr>
       <w:r>
         <w:rPr>
@@ -605,9 +629,6 @@
     </w:p>
     <w:p>
       <w:pPr>
-        <w:tabs>
-          <w:tab w:val="right" w:pos="10440"/>
-        </w:tabs>
         <w:spacing w:after="10" w:before="150"/>
       </w:pPr>
       <w:r>
@@ -621,7 +642,13 @@
         <w:t xml:space="preserve">Desert Island Studios — Production Intern</w:t>
       </w:r>
       <w:r>
-        <w:t xml:space="preserve">	</w:t>
+        <w:rPr>
+          <w:rFonts w:ascii="Calibri" w:cs="Calibri" w:eastAsia="Calibri" w:hAnsi="Calibri"/>
+          <w:color w:val="888888"/>
+          <w:sz w:val="18"/>
+          <w:szCs w:val="18"/>
+        </w:rPr>
+        <w:t xml:space="preserve">   |   </w:t>
       </w:r>
       <w:r>
         <w:rPr>
@@ -655,9 +682,6 @@
     </w:p>
     <w:p>
       <w:pPr>
-        <w:tabs>
-          <w:tab w:val="right" w:pos="10440"/>
-        </w:tabs>
         <w:spacing w:after="10" w:before="150"/>
       </w:pPr>
       <w:r>
@@ -671,7 +695,13 @@
         <w:t xml:space="preserve">Missed You — Writer, Director &amp; Producer</w:t>
       </w:r>
       <w:r>
-        <w:t xml:space="preserve">	</w:t>
+        <w:rPr>
+          <w:rFonts w:ascii="Calibri" w:cs="Calibri" w:eastAsia="Calibri" w:hAnsi="Calibri"/>
+          <w:color w:val="888888"/>
+          <w:sz w:val="18"/>
+          <w:szCs w:val="18"/>
+        </w:rPr>
+        <w:t xml:space="preserve">   |   </w:t>
       </w:r>
       <w:r>
         <w:rPr>
@@ -708,7 +738,7 @@
         <w:pBdr>
           <w:bottom w:val="single" w:color="1A1A1A" w:sz="6" w:space="2"/>
         </w:pBdr>
-        <w:spacing w:after="90" w:before="220"/>
+        <w:spacing w:after="120" w:before="320"/>
       </w:pPr>
       <w:r>
         <w:rPr>

--- a/files/Ima_Kennerly_Resume_Strategy.docx
+++ b/files/Ima_Kennerly_Resume_Strategy.docx
@@ -30,7 +30,7 @@
           <w:sz w:val="18"/>
           <w:szCs w:val="18"/>
         </w:rPr>
-        <w:t xml:space="preserve">Syracuse, NY  |  Portland, OR  •  503-933-1006  •  iak06@outlook.com  •  Reel: youtu.be/Tta5cUtNBYk</w:t>
+        <w:t xml:space="preserve">919 E Genesee St Unit 474, Syracuse NY 13210  |  Portland, OR  •  503-933-1006  •  iak06@outlook.com  •  Reel: youtu.be/Tta5cUtNBYk</w:t>
       </w:r>
     </w:p>
     <w:p>

--- a/files/Ima_Kennerly_Resume_Strategy.docx
+++ b/files/Ima_Kennerly_Resume_Strategy.docx
@@ -427,7 +427,25 @@
           <w:sz w:val="20"/>
           <w:szCs w:val="20"/>
         </w:rPr>
-        <w:t xml:space="preserve">Lead a 15-person crew and manage full resource allocation for a zero-budget independent short, working through casting and scheduling trade-offs with no financial cushion; script selected for the Babelfest Playwright Festival.</w:t>
+        <w:t xml:space="preserve">Lead a 15-person crew and manage full resource allocation for a zero-budget independent short, working through casting and scheduling trade-offs with no financial cushion.</w:t>
+      </w:r>
+    </w:p>
+    <w:p>
+      <w:pPr>
+        <w:pStyle w:val="ListParagraph"/>
+        <w:numPr>
+          <w:ilvl w:val="0"/>
+          <w:numId w:val="2"/>
+        </w:numPr>
+        <w:spacing w:after="70"/>
+      </w:pPr>
+      <w:r>
+        <w:rPr>
+          <w:rFonts w:ascii="Calibri" w:cs="Calibri" w:eastAsia="Calibri" w:hAnsi="Calibri"/>
+          <w:sz w:val="20"/>
+          <w:szCs w:val="20"/>
+        </w:rPr>
+        <w:t xml:space="preserve">Selected for the Babelfest Playwright Competition; co-directed the stage adaptation of the script.</w:t>
       </w:r>
     </w:p>
     <w:p>

--- a/files/Ima_Kennerly_Resume_Strategy.docx
+++ b/files/Ima_Kennerly_Resume_Strategy.docx
@@ -813,7 +813,7 @@
           <w:sz w:val="20"/>
           <w:szCs w:val="20"/>
         </w:rPr>
-        <w:t xml:space="preserve">Excel/Google Sheets (advanced budgeting), Outlook, Studio System, IMDbPro</w:t>
+        <w:t xml:space="preserve">Excel/Google Sheets (advanced budgeting), Outlook, StudioBinder, Studio System, IMDbPro</w:t>
       </w:r>
     </w:p>
     <w:p>
@@ -836,7 +836,7 @@
           <w:sz w:val="20"/>
           <w:szCs w:val="20"/>
         </w:rPr>
-        <w:t xml:space="preserve">English (Native), French (Professional Working Proficiency, B2–C1), Spanish (Conversational)</w:t>
+        <w:t xml:space="preserve">English (Native), French (Professional Working Proficiency, B2–C1)</w:t>
       </w:r>
     </w:p>
     <w:sectPr>
